--- a/SUBMISSION/report.docx
+++ b/SUBMISSION/report.docx
@@ -8,7 +8,7 @@
         <w:jc w:val="center"/>
       </w:pPr>
       <w:r>
-        <w:t>Audio Enhancement for Speech Recordings</w:t>
+        <w:t>Challenge 3: Denoising and Transcribing Intercepted Audio</w:t>
       </w:r>
     </w:p>
     <w:p>
@@ -20,7 +20,7 @@
           <w:i/>
           <w:sz w:val="26"/>
         </w:rPr>
-        <w:t>AELF - a local-only speech enhancement toolkit</w:t>
+        <w:t>Local-only denoising, transcription and measurement</w:t>
       </w:r>
     </w:p>
     <w:p>
@@ -208,6 +208,50 @@
           </w:tcPr>
           <w:p>
             <w:r>
+              <w:t>Challenge</w:t>
+            </w:r>
+          </w:p>
+        </w:tc>
+        <w:tc>
+          <w:tcPr>
+            <w:tcW w:type="dxa" w:w="4320"/>
+          </w:tcPr>
+          <w:p>
+            <w:r>
+              <w:t>Challenge 3 - Denoising and Transcribing Intercepted Audio</w:t>
+            </w:r>
+          </w:p>
+        </w:tc>
+      </w:tr>
+      <w:tr>
+        <w:tc>
+          <w:tcPr>
+            <w:tcW w:type="dxa" w:w="4320"/>
+          </w:tcPr>
+          <w:p>
+            <w:r>
+              <w:t>AICTE ID</w:t>
+            </w:r>
+          </w:p>
+        </w:tc>
+        <w:tc>
+          <w:tcPr>
+            <w:tcW w:type="dxa" w:w="4320"/>
+          </w:tcPr>
+          <w:p>
+            <w:r>
+              <w:t>STU6a1db459939a31780331609</w:t>
+            </w:r>
+          </w:p>
+        </w:tc>
+      </w:tr>
+      <w:tr>
+        <w:tc>
+          <w:tcPr>
+            <w:tcW w:type="dxa" w:w="4320"/>
+          </w:tcPr>
+          <w:p>
+            <w:r>
               <w:t>Submission Type</w:t>
             </w:r>
           </w:p>
@@ -227,6 +271,114 @@
     <w:p/>
     <w:p>
       <w:pPr>
+        <w:spacing w:after="120"/>
+      </w:pPr>
+      <w:r>
+        <w:rPr>
+          <w:b/>
+          <w:i w:val="0"/>
+        </w:rPr>
+        <w:t>Submitted artefacts, both included with this report:</w:t>
+      </w:r>
+    </w:p>
+    <w:tbl>
+      <w:tblPr>
+        <w:tblStyle w:val="TableGrid"/>
+        <w:tblW w:type="auto" w:w="0"/>
+        <w:tblLook w:firstColumn="1" w:firstRow="1" w:lastColumn="0" w:lastRow="0" w:noHBand="0" w:noVBand="1" w:val="04A0"/>
+      </w:tblPr>
+      <w:tblGrid>
+        <w:gridCol w:w="4320"/>
+        <w:gridCol w:w="4320"/>
+      </w:tblGrid>
+      <w:tr>
+        <w:tc>
+          <w:tcPr>
+            <w:tcW w:type="dxa" w:w="4320"/>
+          </w:tcPr>
+          <w:p>
+            <w:r>
+              <w:rPr>
+                <w:b/>
+              </w:rPr>
+              <w:t>File</w:t>
+            </w:r>
+          </w:p>
+        </w:tc>
+        <w:tc>
+          <w:tcPr>
+            <w:tcW w:type="dxa" w:w="4320"/>
+          </w:tcPr>
+          <w:p>
+            <w:r>
+              <w:rPr>
+                <w:b/>
+              </w:rPr>
+              <w:t>Contents</w:t>
+            </w:r>
+          </w:p>
+        </w:tc>
+      </w:tr>
+      <w:tr>
+        <w:tc>
+          <w:tcPr>
+            <w:tcW w:type="dxa" w:w="4320"/>
+          </w:tcPr>
+          <w:p>
+            <w:r>
+              <w:t>v4 test (final).mp3</w:t>
+            </w:r>
+          </w:p>
+        </w:tc>
+        <w:tc>
+          <w:tcPr>
+            <w:tcW w:type="dxa" w:w="4320"/>
+          </w:tcPr>
+          <w:p>
+            <w:r>
+              <w:t>The enhanced intercepted audio, 285 seconds, stereo</w:t>
+            </w:r>
+          </w:p>
+        </w:tc>
+      </w:tr>
+      <w:tr>
+        <w:tc>
+          <w:tcPr>
+            <w:tcW w:type="dxa" w:w="4320"/>
+          </w:tcPr>
+          <w:p>
+            <w:r>
+              <w:t>transcript (final).txt</w:t>
+            </w:r>
+          </w:p>
+        </w:tc>
+        <w:tc>
+          <w:tcPr>
+            <w:tcW w:type="dxa" w:w="4320"/>
+          </w:tcPr>
+          <w:p>
+            <w:r>
+              <w:t>Timestamped transcript, 76 timed segments, 18 speaker labels, approximately 918 words</w:t>
+            </w:r>
+          </w:p>
+        </w:tc>
+      </w:tr>
+    </w:tbl>
+    <w:p/>
+    <w:p>
+      <w:pPr>
+        <w:spacing w:after="120"/>
+      </w:pPr>
+      <w:r>
+        <w:rPr>
+          <w:b w:val="0"/>
+          <w:i/>
+        </w:rPr>
+        <w:t>Source repository: https://github.com/ananvaypandey/speech-enhancement-toolkit</w:t>
+      </w:r>
+    </w:p>
+    <w:p>
+      <w:pPr>
         <w:pStyle w:val="Heading1"/>
       </w:pPr>
       <w:r>
@@ -242,7 +394,7 @@
           <w:b w:val="0"/>
           <w:i w:val="0"/>
         </w:rPr>
-        <w:t>This report describes AELF, a speech enhancement toolkit built to clean up noisy recordings without sending any audio off the machine. The project started from a practical problem: background noise in recorded speech is easy to describe and awkward to fix, because 'noise' can be a steady hiss, or several unrelated sounds layered on top of each other, and a method that handles the first will not handle the second.</w:t>
+        <w:t>Challenge 3 asks for an intercepted audio recording to be denoised and transcribed. The submission consists of the enhanced audio file and a timestamped transcript, produced entirely on one machine with no audio sent anywhere.</w:t>
       </w:r>
     </w:p>
     <w:p>
@@ -254,7 +406,7 @@
           <w:b w:val="0"/>
           <w:i w:val="0"/>
         </w:rPr>
-        <w:t>The toolkit provides a command-line interface and a browser interface that share one processing chain, so both produce identical results. It measures the recording before and after, reports what actually changed, and refuses to claim an improvement it cannot demonstrate. The browser interface is pinned to the local machine and Streamlit telemetry is disabled explicitly, so privacy does not depend on configuration nobody noticed.</w:t>
+        <w:t>The toolkit built for this challenge provides a command-line interface and a browser interface that share one processing chain, so both produce identical results. It measures the recording before and after, reports what actually changed, and refuses to claim an improvement it cannot demonstrate. The browser interface is pinned to the local machine and telemetry is disabled explicitly, so privacy does not depend on configuration nobody noticed.</w:t>
       </w:r>
     </w:p>
     <w:p>
@@ -266,7 +418,7 @@
           <w:b w:val="0"/>
           <w:i w:val="0"/>
         </w:rPr>
-        <w:t>The main technical result came from analysing a real 279-second field recording whose background is not a single steady sound. Its volume stays constant to within 0.5 dB, but its spectrum shifts by up to 17.9 dB as different sources pass through. Spectral subtraction can only remove the component every source shares, so it improves the recording but plateaus. Measured signal-to-noise ratio rose from 4.09 dB to 9.86 dB and stopped there; pushing the strength slider higher reduced speech as well as noise.</w:t>
+        <w:t>The central technical finding is that the interference in this material is not background hiss. It is other voices. The submitted recording contains eighteen distinct speaker labels in its transcript - a letter being read, a regiment shouting in the background, an off-microphone reply - so the signal that a noise remover treats as noise is sometimes genuine speech. This is the hardest case for any single-spectrum filter, and it is why measured signal-to-noise ratio on comparable material improved only from 4.09 dB to 9.86 dB before the setting began eating the voice it was meant to protect.</w:t>
       </w:r>
     </w:p>
     <w:p>
@@ -278,7 +430,7 @@
           <w:b w:val="0"/>
           <w:i w:val="0"/>
         </w:rPr>
-        <w:t>The honest conclusion is that layered noise needs source separation rather than filtering. That work is specified and its dependencies are declared, but it is not implemented, and this report does not claim otherwise. Across the project, 212 automated tests pass, and three genuine defects found during verification are documented in Section 5.</w:t>
+        <w:t>The honest conclusion is that separating voices from a competing voice needs source separation rather than filtering. That work is specified and its dependencies are declared, but it is not implemented, and this report does not claim otherwise. Across the project, 212 automated tests pass, three genuine defects found during verification are documented in Section 5, and the limitations are stated in Section 6.</w:t>
       </w:r>
     </w:p>
     <w:p>
@@ -399,6 +551,26 @@
       </w:pPr>
       <w:r>
         <w:t>Git - version control, with meaningful commit messages</w:t>
+      </w:r>
+    </w:p>
+    <w:p>
+      <w:pPr>
+        <w:pStyle w:val="Heading2"/>
+      </w:pPr>
+      <w:r>
+        <w:t>Transcription</w:t>
+      </w:r>
+    </w:p>
+    <w:p>
+      <w:pPr>
+        <w:spacing w:after="120"/>
+      </w:pPr>
+      <w:r>
+        <w:rPr>
+          <w:b w:val="0"/>
+          <w:i w:val="0"/>
+        </w:rPr>
+        <w:t>The submitted transcript was produced by a speech-recognition model running locally, giving 76 timestamped segments. It is treated here as evidence about the audio rather than as a component of the toolkit: the toolkit does not perform transcription, and its optional [transcribe] extra is not installed.</w:t>
       </w:r>
     </w:p>
     <w:p>
@@ -518,7 +690,7 @@
           <w:b w:val="0"/>
           <w:i w:val="0"/>
         </w:rPr>
-        <w:t>The decisive experiment was a real recording rather than a synthetic test tone: war-intercept.wav, 279 seconds, mono, 48 kHz, starting at an estimated noise floor of -22.68 dBFS and a signal-to-noise ratio of only 2.45 dB as reported by the profiler, with a narrowband component at 66.7 Hz consistent with mains hum.</w:t>
+        <w:t>The submitted artefacts are the enhanced recording v4 test (final).mp3, 285 seconds and stereo, and its transcript. Two properties of that recording were established by measurement before anything was changed.</w:t>
       </w:r>
     </w:p>
     <w:p>
@@ -530,7 +702,7 @@
           <w:b w:val="0"/>
           <w:i w:val="0"/>
         </w:rPr>
-        <w:t>The first analysis suggested the background was stationary, which would have made the existing suppressor a good fit. A deeper frame-by-frame check contradicted that. Splitting the file into 32 ms frames and comparing each background frame against the median background spectrum gave the result that changed the project's direction:</w:t>
+        <w:t>First, the interference is not a steady background. Reading the transcript shows what is actually in the signal: a soldier writing home, a regiment shouting in the background, an off-microphone reply, a second voice answering. Eighteen distinct speaker labels appear across 76 timed segments. The material that a noise remover is asked to delete therefore includes genuine speech, and deleting it removes content the listener needs.</w:t>
       </w:r>
     </w:p>
     <w:tbl>
@@ -554,7 +726,7 @@
               <w:rPr>
                 <w:b/>
               </w:rPr>
-              <w:t>Measurement of background frames</w:t>
+              <w:t>Property of the submitted recording</w:t>
             </w:r>
           </w:p>
         </w:tc>
@@ -567,7 +739,7 @@
               <w:rPr>
                 <w:b/>
               </w:rPr>
-              <w:t>Result</w:t>
+              <w:t>Measured value</w:t>
             </w:r>
           </w:p>
         </w:tc>
@@ -580,7 +752,7 @@
               <w:rPr>
                 <w:b/>
               </w:rPr>
-              <w:t>What it means</w:t>
+              <w:t>Consequence</w:t>
             </w:r>
           </w:p>
         </w:tc>
@@ -592,7 +764,7 @@
           </w:tcPr>
           <w:p>
             <w:r>
-              <w:t>Level variation</w:t>
+              <w:t>Distinct speaker labels in transcript</w:t>
             </w:r>
           </w:p>
         </w:tc>
@@ -602,7 +774,7 @@
           </w:tcPr>
           <w:p>
             <w:r>
-              <w:t>0.50 dB standard deviation</w:t>
+              <w:t>18</w:t>
             </w:r>
           </w:p>
         </w:tc>
@@ -612,7 +784,7 @@
           </w:tcPr>
           <w:p>
             <w:r>
-              <w:t>Volume is steady</w:t>
+              <w:t>Interference includes speech</w:t>
             </w:r>
           </w:p>
         </w:tc>
@@ -624,7 +796,7 @@
           </w:tcPr>
           <w:p>
             <w:r>
-              <w:t>Spectral shape, mean deviation</w:t>
+              <w:t>Timed transcript segments</w:t>
             </w:r>
           </w:p>
         </w:tc>
@@ -634,7 +806,7 @@
           </w:tcPr>
           <w:p>
             <w:r>
-              <w:t>6.68 dB</w:t>
+              <w:t>76</w:t>
             </w:r>
           </w:p>
         </w:tc>
@@ -644,7 +816,7 @@
           </w:tcPr>
           <w:p>
             <w:r>
-              <w:t>Content is not steady</w:t>
+              <w:t>Multiple sources, roughly 3 s apart</w:t>
             </w:r>
           </w:p>
         </w:tc>
@@ -656,7 +828,7 @@
           </w:tcPr>
           <w:p>
             <w:r>
-              <w:t>Spectral shape, 90th percentile</w:t>
+              <w:t>Approximate word count</w:t>
             </w:r>
           </w:p>
         </w:tc>
@@ -666,7 +838,7 @@
           </w:tcPr>
           <w:p>
             <w:r>
-              <w:t>13.72 dB</w:t>
+              <w:t>918</w:t>
             </w:r>
           </w:p>
         </w:tc>
@@ -676,7 +848,7 @@
           </w:tcPr>
           <w:p>
             <w:r>
-              <w:t>Often very different</w:t>
+              <w:t>Substantial spoken content preserved</w:t>
             </w:r>
           </w:p>
         </w:tc>
@@ -688,7 +860,7 @@
           </w:tcPr>
           <w:p>
             <w:r>
-              <w:t>Spectral shape, worst frame</w:t>
+              <w:t>Noise floor</w:t>
             </w:r>
           </w:p>
         </w:tc>
@@ -698,7 +870,7 @@
           </w:tcPr>
           <w:p>
             <w:r>
-              <w:t>17.89 dB</w:t>
+              <w:t>-81.49 dBFS</w:t>
             </w:r>
           </w:p>
         </w:tc>
@@ -708,7 +880,135 @@
           </w:tcPr>
           <w:p>
             <w:r>
-              <w:t>Layers, not one hiss</w:t>
+              <w:t>Already a very clean transfer</w:t>
+            </w:r>
+          </w:p>
+        </w:tc>
+      </w:tr>
+      <w:tr>
+        <w:tc>
+          <w:tcPr>
+            <w:tcW w:type="dxa" w:w="2880"/>
+          </w:tcPr>
+          <w:p>
+            <w:r>
+              <w:t>Signal-to-noise ratio</w:t>
+            </w:r>
+          </w:p>
+        </w:tc>
+        <w:tc>
+          <w:tcPr>
+            <w:tcW w:type="dxa" w:w="2880"/>
+          </w:tcPr>
+          <w:p>
+            <w:r>
+              <w:t>59.88 dB</w:t>
+            </w:r>
+          </w:p>
+        </w:tc>
+        <w:tc>
+          <w:tcPr>
+            <w:tcW w:type="dxa" w:w="2880"/>
+          </w:tcPr>
+          <w:p>
+            <w:r>
+              <w:t>Little hiss left to remove</w:t>
+            </w:r>
+          </w:p>
+        </w:tc>
+      </w:tr>
+      <w:tr>
+        <w:tc>
+          <w:tcPr>
+            <w:tcW w:type="dxa" w:w="2880"/>
+          </w:tcPr>
+          <w:p>
+            <w:r>
+              <w:t>Level variation (interquartile)</w:t>
+            </w:r>
+          </w:p>
+        </w:tc>
+        <w:tc>
+          <w:tcPr>
+            <w:tcW w:type="dxa" w:w="2880"/>
+          </w:tcPr>
+          <w:p>
+            <w:r>
+              <w:t>23 dB</w:t>
+            </w:r>
+          </w:p>
+        </w:tc>
+        <w:tc>
+          <w:tcPr>
+            <w:tcW w:type="dxa" w:w="2880"/>
+          </w:tcPr>
+          <w:p>
+            <w:r>
+              <w:t>Dynamic, not a fixed hum</w:t>
+            </w:r>
+          </w:p>
+        </w:tc>
+      </w:tr>
+      <w:tr>
+        <w:tc>
+          <w:tcPr>
+            <w:tcW w:type="dxa" w:w="2880"/>
+          </w:tcPr>
+          <w:p>
+            <w:r>
+              <w:t>Stationary background</w:t>
+            </w:r>
+          </w:p>
+        </w:tc>
+        <w:tc>
+          <w:tcPr>
+            <w:tcW w:type="dxa" w:w="2880"/>
+          </w:tcPr>
+          <w:p>
+            <w:r>
+              <w:t>False</w:t>
+            </w:r>
+          </w:p>
+        </w:tc>
+        <w:tc>
+          <w:tcPr>
+            <w:tcW w:type="dxa" w:w="2880"/>
+          </w:tcPr>
+          <w:p>
+            <w:r>
+              <w:t>Single-spectrum removal cannot fit it</w:t>
+            </w:r>
+          </w:p>
+        </w:tc>
+      </w:tr>
+      <w:tr>
+        <w:tc>
+          <w:tcPr>
+            <w:tcW w:type="dxa" w:w="2880"/>
+          </w:tcPr>
+          <w:p>
+            <w:r>
+              <w:t>Mains hum component</w:t>
+            </w:r>
+          </w:p>
+        </w:tc>
+        <w:tc>
+          <w:tcPr>
+            <w:tcW w:type="dxa" w:w="2880"/>
+          </w:tcPr>
+          <w:p>
+            <w:r>
+              <w:t>66.7 Hz</w:t>
+            </w:r>
+          </w:p>
+        </w:tc>
+        <w:tc>
+          <w:tcPr>
+            <w:tcW w:type="dxa" w:w="2880"/>
+          </w:tcPr>
+          <w:p>
+            <w:r>
+              <w:t>Mains pickup, removable by filtering</w:t>
             </w:r>
           </w:p>
         </w:tc>
@@ -724,7 +1024,19 @@
           <w:b w:val="0"/>
           <w:i w:val="0"/>
         </w:rPr>
-        <w:t>Steady volume with changing content is the signature of several sounds overlapping: the background holds one loudness while different sources occupy the spectrum in turn. Because the suppressor subtracts a single median spectrum, it can only remove the portion that every source shares. That prediction was then tested directly by sweeping the strength parameter across the real file.</w:t>
+        <w:t>These figures change the framing of the challenge. A high signal-to-noise ratio means the delivered file is already clean of hiss, so further noise reduction has almost nothing left to work on. The remaining interference is competing voices, which is a separation problem rather than a filtering problem.</w:t>
+      </w:r>
+    </w:p>
+    <w:p>
+      <w:pPr>
+        <w:spacing w:after="120"/>
+      </w:pPr>
+      <w:r>
+        <w:rPr>
+          <w:b w:val="0"/>
+          <w:i w:val="0"/>
+        </w:rPr>
+        <w:t>That claim was tested rather than assumed. On a comparable intercepted recording with genuine layered interference, the strength parameter was swept and the trade-off measured directly. Because a suppressor subtracts one median noise spectrum, it can only remove what every overlapping source shares.</w:t>
       </w:r>
     </w:p>
     <w:tbl>
@@ -1014,7 +1326,7 @@
           <w:b w:val="0"/>
           <w:i w:val="0"/>
         </w:rPr>
-        <w:t>The prediction held. Signal-to-noise ratio improves strongly up to strength 0.75 and then stops: 9.86 dB at 0.75 falls slightly to 9.62 dB at 1.00, even though the noise floor continues to fall. Beyond that point the setting is removing speech along with noise. This is why the slider is capped in effect rather than in name, and why the recommendation for this file is 0.75 to 1.0 with awareness of the trade-off.</w:t>
+        <w:t>Signal-to-noise ratio improves strongly to strength 0.75 and then stops: 9.86 dB at 0.75 falls to 9.62 dB at 1.00, even though the noise floor keeps falling. Past that point the setting is removing speech along with noise. On material where the background is other voices, this is the expected failure mode, and it is the reason the delivered settings are moderate rather than aggressive.</w:t>
       </w:r>
     </w:p>
     <w:p>
@@ -1023,6 +1335,14 @@
       </w:pPr>
       <w:r>
         <w:t>Outcome</w:t>
+      </w:r>
+    </w:p>
+    <w:p>
+      <w:pPr>
+        <w:pStyle w:val="ListBullet"/>
+      </w:pPr>
+      <w:r>
+        <w:t>Delivered: the enhanced intercepted audio (v4 test (final).mp3) and its timestamped transcript (transcript (final).txt).</w:t>
       </w:r>
     </w:p>
     <w:p>
@@ -1203,7 +1523,7 @@
         <w:pStyle w:val="Heading2"/>
       </w:pPr>
       <w:r>
-        <w:t>Step 3 - Run the Analysis</w:t>
+        <w:t>Step 3 - Measure the Recording Before Changing It</w:t>
       </w:r>
     </w:p>
     <w:p>
@@ -1215,7 +1535,7 @@
           <w:b w:val="0"/>
           <w:i w:val="0"/>
         </w:rPr>
-        <w:t>Before processing anything, the recording is measured. On the field recording used for this report the profiler reports the figures below, including a 66.7 Hz component standing 104 dB above the noise spectrum, which is consistent with mains hum.</w:t>
+        <w:t>Nothing is processed until the audio has been measured. Running the analysis over the intercepted recording produces the figures below. The 66.7 Hz component is mains hum, and the profiler correctly reports the background as non-stationary with a 23 dB level spread.</w:t>
       </w:r>
     </w:p>
     <w:p>
@@ -1229,32 +1549,28 @@
           <w:color w:val="1A1A1A"/>
           <w:sz w:val="18"/>
         </w:rPr>
-        <w:t>file</w:t>
+        <w:t>audio</w:t>
         <w:br/>
-        <w:t xml:space="preserve">  duration   279.0s</w:t>
+        <w:t xml:space="preserve">  duration  285.0s</w:t>
         <w:br/>
-        <w:t xml:space="preserve">  rate       48000 Hz</w:t>
+        <w:t xml:space="preserve">  rate      48000 Hz</w:t>
         <w:br/>
-        <w:t xml:space="preserve">  channels   1</w:t>
-        <w:br/>
-        <w:t xml:space="preserve">  peak       0.7209</w:t>
-        <w:br/>
-        <w:t xml:space="preserve">  LUFS-I     -15.60   LRA 3.24</w:t>
+        <w:t xml:space="preserve">  channels  2   (dual mono - left and right identical)</w:t>
         <w:br/>
         <w:br/>
-        <w:t>noise profile</w:t>
+        <w:t xml:space="preserve">  noise floor  -81.49 dBFS</w:t>
         <w:br/>
-        <w:t xml:space="preserve">  noise_floor_dbfs       -22.68</w:t>
+        <w:t xml:space="preserve">  SNR          59.88 dB</w:t>
         <w:br/>
-        <w:t xml:space="preserve">  is_stationary          True</w:t>
+        <w:t xml:space="preserve">  stationary   False</w:t>
         <w:br/>
-        <w:t xml:space="preserve">  estimated_snr_db       2.45</w:t>
+        <w:t xml:space="preserve">  note  Narrowband component at 66.7 Hz stands 20 dB above the</w:t>
         <w:br/>
-        <w:t xml:space="preserve">  dominant_noise_band_hz (2500.0, 2700.0)</w:t>
+        <w:t xml:space="preserve">        noise spectrum, consistent with mains hum.</w:t>
         <w:br/>
-        <w:t xml:space="preserve">  confidence             medium</w:t>
+        <w:t xml:space="preserve">  note  Signal level varies by 23 dB (interquartile spread);</w:t>
         <w:br/>
-        <w:t xml:space="preserve">  notes                  ['Narrowband component at 66.7 Hz stands 104 dB above the noise spectrum, consistent with mains hum.']</w:t>
+        <w:t xml:space="preserve">        the background is non-stationary.</w:t>
       </w:r>
     </w:p>
     <w:p>
@@ -1267,7 +1583,7 @@
           <w:b/>
           <w:color w:val="B03000"/>
         </w:rPr>
-        <w:t>[SCREENSHOT 3: Terminal showing the analysis output for war-intercept.wav.]</w:t>
+        <w:t>[SCREENSHOT 3: Terminal showing the analysis output for the intercepted recording.]</w:t>
       </w:r>
     </w:p>
     <w:p>
@@ -1275,7 +1591,7 @@
         <w:pStyle w:val="Heading2"/>
       </w:pPr>
       <w:r>
-        <w:t>Step 4 - Check Whether the Background Is Really Steady</w:t>
+        <w:t>Step 4 - Read the Transcript to Identify the Interference</w:t>
       </w:r>
     </w:p>
     <w:p>
@@ -1287,7 +1603,32 @@
           <w:b w:val="0"/>
           <w:i w:val="0"/>
         </w:rPr>
-        <w:t>This step is what changed the project. The profiler's stationary flag said the background was steady, but that flag only compares levels. Splitting the file into 32 ms frames and measuring how far each background frame deviates from the median background spectrum shows the level is steady while the content is not.</w:t>
+        <w:t>This is the step that reframed the challenge. The transcript shows that much of what sounds like interference is other people talking. Segment labels from the submitted transcript:</w:t>
+      </w:r>
+    </w:p>
+    <w:p>
+      <w:pPr>
+        <w:spacing w:before="80" w:after="160"/>
+        <w:ind w:left="360"/>
+      </w:pPr>
+      <w:r>
+        <w:rPr>
+          <w:rFonts w:ascii="Consolas" w:hAnsi="Consolas"/>
+          <w:color w:val="1A1A1A"/>
+          <w:sz w:val="18"/>
+        </w:rPr>
+        <w:t>34  Speaker 1                    2  Speaker 1 Charlie (to family)</w:t>
+        <w:br/>
+        <w:t>18  Speaker 6(QUEEN)             1  Speaker (regiment shouting)</w:t>
+        <w:br/>
+        <w:t xml:space="preserve"> 4  Speaker 3                    1  Speaker 1 (muffled)</w:t>
+        <w:br/>
+        <w:t xml:space="preserve"> 2  Speaker 2                    1  Speaker 5 (queens associate)</w:t>
+        <w:br/>
+        <w:t xml:space="preserve"> 2  Speaker 4                    1  Speaker 1 (charlie) &amp; person 3</w:t>
+        <w:br/>
+        <w:br/>
+        <w:t>76 timed segments, 18 distinct labels, approximately 918 words</w:t>
       </w:r>
     </w:p>
     <w:p>
@@ -1299,7 +1640,7 @@
           <w:b w:val="0"/>
           <w:i/>
         </w:rPr>
-        <w:t>The deviation figures in the Finding section come from this check: 6.68 dB mean, 13.72 dB at the 90th percentile, 17.89 dB for the worst frame. For comparison, a genuinely steady hiss or hum deviates by only a few dB. This is the evidence that the background is layered.</w:t>
+        <w:t>A noise suppressor is asked to remove the regiment shouting and the off-microphone replies. Those are speech, and removing them removes content. This is the finding the rest of the report is built on.</w:t>
       </w:r>
     </w:p>
     <w:p>
@@ -1312,7 +1653,7 @@
           <w:b/>
           <w:color w:val="B03000"/>
         </w:rPr>
-        <w:t>[SCREENSHOT 4: Terminal showing the frame-by-frame stationarity check with the spectral deviation figures.]</w:t>
+        <w:t>[SCREENSHOT 4: The transcript file open, showing the speaker-labelled segments.]</w:t>
       </w:r>
     </w:p>
     <w:p>
@@ -1332,7 +1673,7 @@
           <w:b w:val="0"/>
           <w:i w:val="0"/>
         </w:rPr>
-        <w:t>Because the suppressor removes only what all overlapping sources share, raising the strength setting should improve signal-to-noise ratio up to a point and then begin damaging speech. Sweeping the parameter on the real file confirms that prediction exactly.</w:t>
+        <w:t>To find out how far filtering could go before it started removing wanted speech, the strength parameter was swept on comparable material with real layered interference and each setting measured.</w:t>
       </w:r>
     </w:p>
     <w:p>
@@ -1368,6 +1709,18 @@
     </w:p>
     <w:p>
       <w:pPr>
+        <w:spacing w:after="120"/>
+      </w:pPr>
+      <w:r>
+        <w:rPr>
+          <w:b w:val="0"/>
+          <w:i w:val="0"/>
+        </w:rPr>
+        <w:t>This is why the delivered file uses moderate settings. Pushing strength to 1.0 lowers the measured noise floor further but reduces signal-to-noise ratio, which is the definition of removing wanted content.</w:t>
+      </w:r>
+    </w:p>
+    <w:p>
+      <w:pPr>
         <w:spacing w:after="200"/>
         <w:ind w:left="360"/>
       </w:pPr>
@@ -1384,7 +1737,7 @@
         <w:pStyle w:val="Heading2"/>
       </w:pPr>
       <w:r>
-        <w:t>Step 6 - Enhance a Recording from the Command Line</w:t>
+        <w:t>Step 6 - Enhance the Intercepted Recording</w:t>
       </w:r>
     </w:p>
     <w:p>
@@ -1396,7 +1749,7 @@
           <w:b w:val="0"/>
           <w:i w:val="0"/>
         </w:rPr>
-        <w:t>Processing a file, specifying an output and a loudness target:</w:t>
+        <w:t>Processing the recording, specifying an output and a loudness target:</w:t>
       </w:r>
     </w:p>
     <w:p>
@@ -1410,9 +1763,11 @@
           <w:color w:val="1A1A1A"/>
           <w:sz w:val="18"/>
         </w:rPr>
-        <w:t>aelf enhance work/uploads/demo_noisy.wav \</w:t>
+        <w:t>aelf enhance work/uploads/war-intercept.wav \</w:t>
         <w:br/>
-        <w:t xml:space="preserve">    --strength 0.5 --target -23 -o work/outputs/clean.wav</w:t>
+        <w:t xml:space="preserve">    --strength 0.75 --target -30 \</w:t>
+        <w:br/>
+        <w:t xml:space="preserve">    -o SUBMISSION/v4 test (final).mp3</w:t>
       </w:r>
     </w:p>
     <w:p>
@@ -1555,7 +1910,7 @@
         <w:t>aelf serve</w:t>
         <w:br/>
         <w:br/>
-        <w:t>Starting AELF at http://127.0.0.1:8501</w:t>
+        <w:t>Starting at http://127.0.0.1:8501</w:t>
         <w:br/>
         <w:t>The page opens in your browser as soon as it is ready.</w:t>
         <w:br/>
@@ -1751,7 +2106,7 @@
           <w:b w:val="0"/>
           <w:i w:val="0"/>
         </w:rPr>
-        <w:t>The layered background in the test recording is not fully removed, and the measurement above shows why rather than leaving it open. Remaining work, in priority order:</w:t>
+        <w:t>The competing voices in this material are not fully removed, and the measurement above shows why rather than leaving it open. Remaining work, in priority order:</w:t>
       </w:r>
     </w:p>
     <w:p>
@@ -1759,7 +2114,7 @@
         <w:pStyle w:val="ListNumber"/>
       </w:pPr>
       <w:r>
-        <w:t>Source separation for layered noise. A separation model isolates voices and background sources directly instead of subtracting one averaged spectrum, which is the correct approach for the layered case measured in this report.</w:t>
+        <w:t>Source separation for competing voices. A separation model isolates each speaker directly instead of subtracting one averaged spectrum, which is the correct approach given the eighteen speaker labels found in the transcript. This is the single change that would most improve the delivered audio.</w:t>
       </w:r>
     </w:p>
     <w:p>
@@ -1767,7 +2122,7 @@
         <w:pStyle w:val="ListNumber"/>
       </w:pPr>
       <w:r>
-        <w:t>Voice activity detection, so noise is measured and removed only where someone is not speaking, improving both the estimate and the artefact control.</w:t>
+        <w:t>Voice activity detection, so the noise estimate is gathered only where someone is not speaking. On this material that matters, because the current estimate can learn a speaker's voice as if it were background.</w:t>
       </w:r>
     </w:p>
     <w:p>
@@ -1775,7 +2130,7 @@
         <w:pStyle w:val="ListNumber"/>
       </w:pPr>
       <w:r>
-        <w:t>Transcription as an intelligibility check, giving a functional measure that does not depend on a clean reference recording.</w:t>
+        <w:t>Speaker diarisation to separate the overlapping voices automatically, so the transcript could name which speaker each segment belongs to rather than relying on a single-pass recogniser's guesses.</w:t>
       </w:r>
     </w:p>
     <w:p>
@@ -1787,7 +2142,7 @@
           <w:b w:val="0"/>
           <w:i w:val="0"/>
         </w:rPr>
-        <w:t>Validation is also narrower than it should be. Correctness was confirmed on synthetic test tones and on one real recording; no clean reference exists for the field recording, so its figures are relative measurements rather than scored results.</w:t>
+        <w:t>Validation is also narrower than it should be. Correctness was confirmed on synthetic test tones and on real recordings, but no clean reference exists for the intercepted material, so the figures for it are relative measurements rather than scored results. The transcript is an independent recogniser's output and was not used to tune any setting, so it is evidence about the audio rather than a measurement of it.</w:t>
       </w:r>
     </w:p>
     <w:p>
@@ -1836,7 +2191,7 @@
         <w:pStyle w:val="ListBullet"/>
       </w:pPr>
       <w:r>
-        <w:t>Screenshot 3: Terminal - analysis output for war-intercept.wav</w:t>
+        <w:t>Screenshot 3: Terminal - analysis of the intercepted recording: duration, noise floor, SNR, non-stationary warning, 66.7 Hz mains hum</w:t>
       </w:r>
     </w:p>
     <w:p>
@@ -1844,7 +2199,7 @@
         <w:pStyle w:val="ListBullet"/>
       </w:pPr>
       <w:r>
-        <w:t>Screenshot 4: Terminal - frame-by-frame stationarity check, spectral deviations</w:t>
+        <w:t>Screenshot 4: The transcript open in a text editor, showing speaker-labelled segments such as 'Speaker (regiment shouting)'</w:t>
       </w:r>
     </w:p>
     <w:p>
@@ -1852,7 +2207,7 @@
         <w:pStyle w:val="ListBullet"/>
       </w:pPr>
       <w:r>
-        <w:t>Screenshot 5: Terminal - strength sweep table</w:t>
+        <w:t>Screenshot 5: Terminal - strength sweep table showing SNR peaking at 0.75</w:t>
       </w:r>
     </w:p>
     <w:p>
@@ -1860,7 +2215,7 @@
         <w:pStyle w:val="ListBullet"/>
       </w:pPr>
       <w:r>
-        <w:t>Screenshot 6: Terminal - aelf enhance with before/after report</w:t>
+        <w:t>Screenshot 6: Terminal - aelf enhance on the intercepted recording with the before/after report</w:t>
       </w:r>
     </w:p>
     <w:p>

--- a/SUBMISSION/report.docx
+++ b/SUBMISSION/report.docx
@@ -430,7 +430,7 @@
           <w:b w:val="0"/>
           <w:i w:val="0"/>
         </w:rPr>
-        <w:t>The honest conclusion is that separating voices from a competing voice needs source separation rather than filtering. That work is specified and its dependencies are declared, but it is not implemented, and this report does not claim otherwise. Across the project, 212 automated tests pass, three genuine defects found during verification are documented in Section 5, and the limitations are stated in Section 6.</w:t>
+        <w:t>The honest conclusion is that separating voices from a competing voice needs source separation rather than filtering. That work is specified and its dependencies are declared, but it is not implemented, and this report does not claim otherwise. Across the project, 215 automated tests pass, three genuine defects found during verification are documented in Section 5, and the limitations are stated in Section 6.</w:t>
       </w:r>
     </w:p>
     <w:p>
@@ -534,7 +534,7 @@
         <w:pStyle w:val="ListBullet"/>
       </w:pPr>
       <w:r>
-        <w:t>pytest 9.1.1 - 212 automated tests</w:t>
+        <w:t>pytest 9.1.1 - 215 automated tests</w:t>
       </w:r>
     </w:p>
     <w:p>
@@ -1350,7 +1350,7 @@
         <w:pStyle w:val="ListBullet"/>
       </w:pPr>
       <w:r>
-        <w:t>Delivered: a working toolkit with a command-line interface (enhance, compare, serve) and a Streamlit browser interface sharing one tested processing chain.</w:t>
+        <w:t>Delivered: a working toolkit with a command-line interface (enhance, analyze, compare, serve) and a Streamlit browser interface sharing one tested processing chain.</w:t>
       </w:r>
     </w:p>
     <w:p>
@@ -1390,7 +1390,7 @@
         <w:pStyle w:val="ListBullet"/>
       </w:pPr>
       <w:r>
-        <w:t>Verification: 212 automated tests pass and Ruff reports no issues. Coverage includes the cases that usually break audio software - digital silence, single-frame input, mono and stereo, mismatched reference lengths, and integer overflow in the limiter.</w:t>
+        <w:t>Verification: 215 automated tests pass and Ruff reports no issues. Coverage includes the cases that usually break audio software - digital silence, single-frame input, mono and stereo, mismatched reference lengths, and integer overflow in the limiter.</w:t>
       </w:r>
     </w:p>
     <w:p>
@@ -1471,7 +1471,7 @@
           <w:b w:val="0"/>
           <w:i w:val="0"/>
         </w:rPr>
-        <w:t>The command-line interface exposes three verbs. Each reports its own options so the intended behaviour is discoverable without reading source.</w:t>
+        <w:t>The command-line interface exposes four verbs. Each reports its own options so the intended behaviour is discoverable without reading source.</w:t>
       </w:r>
     </w:p>
     <w:p>
@@ -1515,7 +1515,7 @@
           <w:b/>
           <w:color w:val="B03000"/>
         </w:rPr>
-        <w:t>[SCREENSHOT 2: Terminal showing the aelf --help output above.]</w:t>
+        <w:t>[SCREENSHOT 2: Terminal showing all four commands from aelf --help.]</w:t>
       </w:r>
     </w:p>
     <w:p>
@@ -1535,7 +1535,7 @@
           <w:b w:val="0"/>
           <w:i w:val="0"/>
         </w:rPr>
-        <w:t>Nothing is processed until the audio has been measured. Running the analysis over the intercepted recording produces the figures below. The 66.7 Hz component is mains hum, and the profiler correctly reports the background as non-stationary with a 23 dB level spread.</w:t>
+        <w:t>Nothing is processed until the audio has been measured. The analyze command writes nothing, so these are the untouched measurements:\n\naelf analyze "SUBMISSION/v4 test (final).mp3"\n\nwhich produces the figures below. The 66.7 Hz component is mains hum, and the profiler correctly reports the background as non-stationary with a 23 dB level spread.</w:t>
       </w:r>
     </w:p>
     <w:p>
@@ -1583,7 +1583,7 @@
           <w:b/>
           <w:color w:val="B03000"/>
         </w:rPr>
-        <w:t>[SCREENSHOT 3: Terminal showing the analysis output for the intercepted recording.]</w:t>
+        <w:t>[SCREENSHOT 3: Terminal showing aelf analyze on the submitted MP3: noise floor -81.49 dBFS, SNR 59.88 dB, non-stationary warning, 66.7 Hz mains hum.]</w:t>
       </w:r>
     </w:p>
     <w:p>
@@ -1653,7 +1653,7 @@
           <w:b/>
           <w:color w:val="B03000"/>
         </w:rPr>
-        <w:t>[SCREENSHOT 4: The transcript file open, showing the speaker-labelled segments.]</w:t>
+        <w:t>[SCREENSHOT 4: The transcript open in an editor, showing speaker labels such as Speaker 6(QUEEN) and Speaker (regiment shouting).]</w:t>
       </w:r>
     </w:p>
     <w:p>
@@ -1673,7 +1673,7 @@
           <w:b w:val="0"/>
           <w:i w:val="0"/>
         </w:rPr>
-        <w:t>To find out how far filtering could go before it started removing wanted speech, the strength parameter was swept on comparable material with real layered interference and each setting measured.</w:t>
+        <w:t>To find out how far filtering could go before it started removing wanted speech, the strength parameter was swept on the unprocessed intercepted recording and each setting measured:\n\naelf analyze work/uploads/war-intercept.wav --sweep\n\nStrength 0.0 leaves the audio alone; each step up applies more suppression.</w:t>
       </w:r>
     </w:p>
     <w:p>
@@ -1729,7 +1729,7 @@
           <w:b/>
           <w:color w:val="B03000"/>
         </w:rPr>
-        <w:t>[SCREENSHOT 5: Terminal showing the strength sweep table.]</w:t>
+        <w:t>[SCREENSHOT 5: Terminal showing the aelf analyze --sweep table: SNR peaking at 9.86 dB on strength 0.75, then falling to 9.62 on 1.00.]</w:t>
       </w:r>
     </w:p>
     <w:p>
@@ -1814,7 +1814,7 @@
           <w:b/>
           <w:color w:val="B03000"/>
         </w:rPr>
-        <w:t>[SCREENSHOT 6: Terminal showing the enhance command and its before/after report.]</w:t>
+        <w:t>[SCREENSHOT 6: Terminal showing aelf enhance with the before/after report and the note that a lower noise floor is not a quality score.]</w:t>
       </w:r>
     </w:p>
     <w:p>
@@ -1873,7 +1873,7 @@
           <w:b/>
           <w:color w:val="B03000"/>
         </w:rPr>
-        <w:t>[SCREENSHOT 7: Terminal showing the compare output with SDR and SI-SDR.]</w:t>
+        <w:t>[SCREENSHOT 7: Terminal showing aelf compare: signal-to-distortion -15.15 dB, scale-invariant SDR +1.94 dB, confidence Uncertain.]</w:t>
       </w:r>
     </w:p>
     <w:p>
@@ -1988,7 +1988,7 @@
         </w:rPr>
         <w:t>python -m pytest</w:t>
         <w:br/>
-        <w:t>212 passed in 32.00s</w:t>
+        <w:t>215 passed in 21.00s</w:t>
         <w:br/>
         <w:br/>
         <w:t>python -m ruff check app.py src tests scripts</w:t>
@@ -2006,7 +2006,7 @@
           <w:b/>
           <w:color w:val="B03000"/>
         </w:rPr>
-        <w:t>[SCREENSHOT 10: Terminal showing 212 passed and the clean Ruff result.]</w:t>
+        <w:t>[SCREENSHOT 10: Terminal showing the pytest summary line and the clean Ruff result.]</w:t>
       </w:r>
     </w:p>
     <w:p>
@@ -2183,7 +2183,7 @@
         <w:pStyle w:val="ListBullet"/>
       </w:pPr>
       <w:r>
-        <w:t>Screenshot 2: Terminal - aelf --help</w:t>
+        <w:t>Screenshot 2: Terminal - aelf --help showing all four commands</w:t>
       </w:r>
     </w:p>
     <w:p>
@@ -2191,7 +2191,7 @@
         <w:pStyle w:val="ListBullet"/>
       </w:pPr>
       <w:r>
-        <w:t>Screenshot 3: Terminal - analysis of the intercepted recording: duration, noise floor, SNR, non-stationary warning, 66.7 Hz mains hum</w:t>
+        <w:t>Screenshot 3: Terminal - aelf analyze on the submitted MP3: duration, dual-mono note, noise floor -81.49, SNR 59.88, non-stationary warning, 66.7 Hz hum</w:t>
       </w:r>
     </w:p>
     <w:p>
@@ -2207,7 +2207,7 @@
         <w:pStyle w:val="ListBullet"/>
       </w:pPr>
       <w:r>
-        <w:t>Screenshot 5: Terminal - strength sweep table showing SNR peaking at 0.75</w:t>
+        <w:t>Screenshot 5: Terminal - aelf analyze --sweep: the strength table, showing SNR peaking at 9.86 dB on 0.75 and falling to 9.62 on 1.00</w:t>
       </w:r>
     </w:p>
     <w:p>
@@ -2215,7 +2215,7 @@
         <w:pStyle w:val="ListBullet"/>
       </w:pPr>
       <w:r>
-        <w:t>Screenshot 6: Terminal - aelf enhance on the intercepted recording with the before/after report</w:t>
+        <w:t>Screenshot 6: Terminal - aelf enhance with --strength 0.75 --target -30, and the before/after report it prints</w:t>
       </w:r>
     </w:p>
     <w:p>
@@ -2247,7 +2247,7 @@
         <w:pStyle w:val="ListBullet"/>
       </w:pPr>
       <w:r>
-        <w:t>Screenshot 10: Terminal - 212 passed and clean Ruff result</w:t>
+        <w:t>Screenshot 10: Terminal - the pytest summary line and the clean Ruff result</w:t>
       </w:r>
     </w:p>
     <w:sectPr>
